--- a/Observações de rotina.docx
+++ b/Observações de rotina.docx
@@ -4,62 +4,55 @@
   <w:body>
     <w:p>
       <w:pPr>
-        <w:pStyle w:val="Title"/>
+        <w:pStyle w:val="Ttulo"/>
         <w:jc w:val="center"/>
       </w:pPr>
       <w:r>
-        <w:rPr/>
         <w:t>Observações de rotina</w:t>
       </w:r>
     </w:p>
-    <w:p>
-      <w:pPr>
-        <w:pStyle w:val="Normal"/>
-      </w:pPr>
-    </w:p>
-    <w:p>
-      <w:pPr>
-        <w:pStyle w:val="ListParagraph"/>
-      </w:pPr>
-      <w:r>
-        <w:rPr/>
+    <w:p/>
+    <w:p>
+      <w:pPr>
+        <w:pStyle w:val="PargrafodaLista"/>
+      </w:pPr>
+      <w:r>
         <w:t xml:space="preserve">Pontos positivos:  </w:t>
       </w:r>
       <w:r>
         <w:br/>
       </w:r>
       <w:r>
+        <w:t>- Automação completa dos estacionamentos</w:t>
+      </w:r>
+    </w:p>
+    <w:p>
+      <w:pPr>
+        <w:pStyle w:val="PargrafodaLista"/>
+      </w:pPr>
+      <w:r>
+        <w:t>- Poupar espaço</w:t>
+      </w:r>
+    </w:p>
+    <w:p>
+      <w:pPr>
+        <w:pStyle w:val="PargrafodaLista"/>
+      </w:pPr>
+      <w:r>
+        <w:t xml:space="preserve">- Torna mais ágil </w:t>
+      </w:r>
+      <w:r>
+        <w:t xml:space="preserve">o ato de </w:t>
+      </w:r>
+      <w:r>
+        <w:t>guardar o carro</w:t>
+      </w:r>
+      <w:r>
+        <w:br/>
+      </w:r>
+      <w:r>
         <w:tab/>
-      </w:r>
-      <w:r>
-        <w:rPr/>
-        <w:t>- Automação completa dos estacionamentos</w:t>
-      </w:r>
-    </w:p>
-    <w:p>
-      <w:pPr>
-        <w:pStyle w:val="ListParagraph"/>
-      </w:pPr>
-      <w:r>
-        <w:rPr/>
-        <w:t>- Poupar espaço</w:t>
-      </w:r>
-    </w:p>
-    <w:p>
-      <w:pPr>
-        <w:pStyle w:val="ListParagraph"/>
-      </w:pPr>
-      <w:r>
-        <w:rPr/>
-        <w:t xml:space="preserve">- Torna mais ágil </w:t>
-      </w:r>
-      <w:r>
-        <w:rPr/>
-        <w:t xml:space="preserve">o ato de </w:t>
-      </w:r>
-      <w:r>
-        <w:rPr/>
-        <w:t>guardar o carro</w:t>
+        <w:t>- Segurança de garantir que o carro esteja perto</w:t>
       </w:r>
       <w:r>
         <w:br/>
@@ -68,8 +61,7 @@
         <w:tab/>
       </w:r>
       <w:r>
-        <w:rPr/>
-        <w:t>- Segurança de garantir que o carro esteja perto</w:t>
+        <w:t>- Inovação no mercado</w:t>
       </w:r>
       <w:r>
         <w:br/>
@@ -77,9 +69,29 @@
       <w:r>
         <w:tab/>
       </w:r>
-      <w:r>
-        <w:rPr/>
-        <w:t>- Inovação no mercado</w:t>
+    </w:p>
+    <w:p>
+      <w:pPr>
+        <w:ind w:firstLine="708"/>
+      </w:pPr>
+      <w:r>
+        <w:t>Pontos negativos:</w:t>
+      </w:r>
+    </w:p>
+    <w:p>
+      <w:pPr>
+        <w:ind w:firstLine="708"/>
+      </w:pPr>
+      <w:r>
+        <w:t>- Alto custo de implementação</w:t>
+      </w:r>
+    </w:p>
+    <w:p>
+      <w:pPr>
+        <w:ind w:firstLine="708"/>
+      </w:pPr>
+      <w:r>
+        <w:t>- Dependência tecnológica</w:t>
       </w:r>
       <w:r>
         <w:br/>
@@ -87,82 +99,201 @@
       <w:r>
         <w:tab/>
       </w:r>
-    </w:p>
-    <w:p>
-      <w:pPr>
-        <w:pStyle w:val="Normal"/>
-        <w:ind w:left="0"/>
-      </w:pPr>
-      <w:r>
-        <w:rPr/>
-        <w:t>Pontos negativos:</w:t>
-      </w:r>
-    </w:p>
-    <w:p>
-      <w:pPr>
-        <w:pStyle w:val="Normal"/>
-        <w:ind w:left="0"/>
-      </w:pPr>
-      <w:r>
-        <w:rPr/>
-        <w:t>- Alto custo de implementação</w:t>
-      </w:r>
-    </w:p>
-    <w:p>
-      <w:pPr>
-        <w:pStyle w:val="Normal"/>
-        <w:ind w:left="0"/>
-      </w:pPr>
-      <w:r>
-        <w:rPr/>
-        <w:t>- Dependência tecnológica</w:t>
+      <w:r>
+        <w:t xml:space="preserve">- </w:t>
+      </w:r>
+      <w:r>
+        <w:t xml:space="preserve">Em grandes fluxos, a logística operacional se torna mais demorada e </w:t>
+      </w:r>
+      <w:r>
+        <w:tab/>
+      </w:r>
+      <w:r>
+        <w:tab/>
+      </w:r>
+      <w:r>
+        <w:t>limitada.</w:t>
+      </w:r>
+    </w:p>
+    <w:p/>
+    <w:p>
+      <w:pPr>
+        <w:jc w:val="center"/>
+      </w:pPr>
+      <w:r>
+        <w:t>Sobre o Estacionamento</w:t>
+      </w:r>
+    </w:p>
+    <w:p>
+      <w:r>
+        <w:tab/>
+        <w:t>Pontos Positivos:</w:t>
       </w:r>
       <w:r>
         <w:br/>
       </w:r>
       <w:r>
         <w:tab/>
+        <w:t>-</w:t>
+      </w:r>
+      <w:r>
+        <w:t xml:space="preserve">Alta </w:t>
+      </w:r>
+      <w:r>
+        <w:t>c</w:t>
+      </w:r>
+      <w:r>
+        <w:t xml:space="preserve">apacidade de </w:t>
+      </w:r>
+      <w:r>
+        <w:t>f</w:t>
+      </w:r>
+      <w:r>
+        <w:t>aturamento</w:t>
+      </w:r>
+      <w:r>
+        <w:rPr>
+          <w:b/>
+          <w:bCs/>
+        </w:rPr>
+        <w:t>:</w:t>
+      </w:r>
+      <w:r>
+        <w:t xml:space="preserve"> </w:t>
+      </w:r>
+      <w:r>
+        <w:t>P</w:t>
+      </w:r>
+      <w:r>
+        <w:t>átio com 5.000 vagas</w:t>
+      </w:r>
+      <w:r>
+        <w:t xml:space="preserve"> </w:t>
+      </w:r>
+    </w:p>
+    <w:p>
+      <w:pPr>
+        <w:ind w:firstLine="708"/>
+      </w:pPr>
+      <w:r>
+        <w:t xml:space="preserve">- </w:t>
+      </w:r>
+      <w:r>
+        <w:t>O potencial de receita e fluxo de clientes desse negócio é altíssimo</w:t>
+      </w:r>
+    </w:p>
+    <w:p>
+      <w:pPr>
+        <w:ind w:firstLine="708"/>
+      </w:pPr>
+      <w:r>
+        <w:t>-</w:t>
+      </w:r>
+      <w:r>
+        <w:t xml:space="preserve"> As vagas já são demarcadas e existem portarias independentes para entrada e saída de veículos</w:t>
+      </w:r>
+    </w:p>
+    <w:p>
+      <w:pPr>
+        <w:ind w:firstLine="708"/>
+      </w:pPr>
+      <w:r>
+        <w:t>-</w:t>
+      </w:r>
+      <w:r>
+        <w:t>O</w:t>
+      </w:r>
+      <w:r>
+        <w:t xml:space="preserve"> sistema de manobristas poupa o cliente de procurar vaga e estaciona</w:t>
+      </w:r>
+      <w:r>
+        <w:t>r</w:t>
+      </w:r>
+    </w:p>
+    <w:p>
+      <w:pPr>
+        <w:ind w:firstLine="708"/>
+      </w:pPr>
+      <w:r>
+        <w:t>A operação atual já sabe o que é importante registrar (placa, modelo, marca, data, hora e taxa), entregando um recibo formal logo na chegada.</w:t>
+      </w:r>
+    </w:p>
+    <w:p>
+      <w:r>
+        <w:br/>
+      </w:r>
+      <w:r>
+        <w:br/>
       </w:r>
       <w:r>
         <w:tab/>
-      </w:r>
-      <w:r>
-        <w:rPr/>
-        <w:t xml:space="preserve">- </w:t>
-      </w:r>
-      <w:r>
-        <w:rPr/>
-        <w:t xml:space="preserve">Em grandes fluxos, a logística operacional se torna mais demorada e </w:t>
-      </w:r>
-      <w:r>
-        <w:tab/>
-      </w:r>
-      <w:r>
-        <w:tab/>
-      </w:r>
-      <w:r>
-        <w:rPr/>
-        <w:t>limitada.</w:t>
-      </w:r>
-    </w:p>
-    <w:p>
-      <w:pPr>
-        <w:pStyle w:val="Normal"/>
-        <w:ind w:left="0"/>
-      </w:pPr>
-    </w:p>
-    <w:p>
-      <w:pPr>
-        <w:pStyle w:val="Normal"/>
-        <w:ind w:left="0"/>
-      </w:pPr>
-      <w:r>
-        <w:rPr/>
-        <w:t>BPMN</w:t>
+        <w:t>Pontos Negativos</w:t>
+      </w:r>
+    </w:p>
+    <w:p>
+      <w:pPr>
+        <w:ind w:firstLine="708"/>
+      </w:pPr>
+      <w:r>
+        <w:t>-</w:t>
+      </w:r>
+      <w:r>
+        <w:t>Os manobristas se atrapalharem para encontrar vagas em um universo de 5.000 posições</w:t>
+      </w:r>
+    </w:p>
+    <w:p>
+      <w:pPr>
+        <w:ind w:firstLine="708"/>
+      </w:pPr>
+      <w:r>
+        <w:t>-</w:t>
+      </w:r>
+      <w:r>
+        <w:t xml:space="preserve">Comunicação </w:t>
+      </w:r>
+      <w:r>
+        <w:t>i</w:t>
+      </w:r>
+      <w:r>
+        <w:t xml:space="preserve">neficiente e </w:t>
+      </w:r>
+      <w:r>
+        <w:t>m</w:t>
+      </w:r>
+      <w:r>
+        <w:t>anual</w:t>
+      </w:r>
+    </w:p>
+    <w:p>
+      <w:pPr>
+        <w:ind w:firstLine="708"/>
+      </w:pPr>
+      <w:r>
+        <w:t>-Não saber exatamente quais vagas estão ocupadas ou não</w:t>
+      </w:r>
+    </w:p>
+    <w:p>
+      <w:pPr>
+        <w:ind w:firstLine="708"/>
+      </w:pPr>
+      <w:r>
+        <w:t>-</w:t>
+      </w:r>
+      <w:r>
+        <w:t xml:space="preserve">Vulnerabilidade do </w:t>
+      </w:r>
+      <w:r>
+        <w:t>p</w:t>
+      </w:r>
+      <w:r>
+        <w:t>apel</w:t>
+      </w:r>
+      <w:r>
+        <w:t>, ticket físico</w:t>
       </w:r>
     </w:p>
     <w:sectPr>
-      <w:pgSz w:w="11906" w:h="16838" w:orient="portrait"/>
+      <w:pgSz w:w="11906" w:h="16838"/>
       <w:pgMar w:top="1440" w:right="1440" w:bottom="1440" w:left="1440" w:header="720" w:footer="720" w:gutter="0"/>
       <w:cols w:space="720"/>
       <w:docGrid w:linePitch="360"/>
@@ -176,7 +307,7 @@
   <w:docDefaults>
     <w:rPrDefault>
       <w:rPr>
-        <w:rFonts w:asciiTheme="minorHAnsi" w:hAnsiTheme="minorHAnsi" w:eastAsiaTheme="minorHAnsi" w:cstheme="minorBidi"/>
+        <w:rFonts w:asciiTheme="minorHAnsi" w:eastAsiaTheme="minorHAnsi" w:hAnsiTheme="minorHAnsi" w:cstheme="minorBidi"/>
         <w:sz w:val="24"/>
         <w:szCs w:val="24"/>
         <w:lang w:val="pt-BR" w:eastAsia="en-US" w:bidi="ar-SA"/>
@@ -191,14 +322,14 @@
   <w:latentStyles w:defLockedState="0" w:defUIPriority="99" w:defSemiHidden="0" w:defUnhideWhenUsed="0" w:defQFormat="0" w:count="376">
     <w:lsdException w:name="Normal" w:uiPriority="0" w:qFormat="1"/>
     <w:lsdException w:name="heading 1" w:uiPriority="9" w:qFormat="1"/>
-    <w:lsdException w:name="heading 2" w:uiPriority="9" w:semiHidden="1" w:unhideWhenUsed="1" w:qFormat="1"/>
-    <w:lsdException w:name="heading 3" w:uiPriority="9" w:semiHidden="1" w:unhideWhenUsed="1" w:qFormat="1"/>
-    <w:lsdException w:name="heading 4" w:uiPriority="9" w:semiHidden="1" w:unhideWhenUsed="1" w:qFormat="1"/>
-    <w:lsdException w:name="heading 5" w:uiPriority="9" w:semiHidden="1" w:unhideWhenUsed="1" w:qFormat="1"/>
-    <w:lsdException w:name="heading 6" w:uiPriority="9" w:semiHidden="1" w:unhideWhenUsed="1" w:qFormat="1"/>
-    <w:lsdException w:name="heading 7" w:uiPriority="9" w:semiHidden="1" w:unhideWhenUsed="1" w:qFormat="1"/>
-    <w:lsdException w:name="heading 8" w:uiPriority="9" w:semiHidden="1" w:unhideWhenUsed="1" w:qFormat="1"/>
-    <w:lsdException w:name="heading 9" w:uiPriority="9" w:semiHidden="1" w:unhideWhenUsed="1" w:qFormat="1"/>
+    <w:lsdException w:name="heading 2" w:semiHidden="1" w:uiPriority="9" w:unhideWhenUsed="1" w:qFormat="1"/>
+    <w:lsdException w:name="heading 3" w:semiHidden="1" w:uiPriority="9" w:unhideWhenUsed="1" w:qFormat="1"/>
+    <w:lsdException w:name="heading 4" w:semiHidden="1" w:uiPriority="9" w:unhideWhenUsed="1" w:qFormat="1"/>
+    <w:lsdException w:name="heading 5" w:semiHidden="1" w:uiPriority="9" w:unhideWhenUsed="1" w:qFormat="1"/>
+    <w:lsdException w:name="heading 6" w:semiHidden="1" w:uiPriority="9" w:unhideWhenUsed="1" w:qFormat="1"/>
+    <w:lsdException w:name="heading 7" w:semiHidden="1" w:uiPriority="9" w:unhideWhenUsed="1" w:qFormat="1"/>
+    <w:lsdException w:name="heading 8" w:semiHidden="1" w:uiPriority="9" w:unhideWhenUsed="1" w:qFormat="1"/>
+    <w:lsdException w:name="heading 9" w:semiHidden="1" w:uiPriority="9" w:unhideWhenUsed="1" w:qFormat="1"/>
     <w:lsdException w:name="index 1" w:semiHidden="1" w:unhideWhenUsed="1"/>
     <w:lsdException w:name="index 2" w:semiHidden="1" w:unhideWhenUsed="1"/>
     <w:lsdException w:name="index 3" w:semiHidden="1" w:unhideWhenUsed="1"/>
@@ -208,22 +339,22 @@
     <w:lsdException w:name="index 7" w:semiHidden="1" w:unhideWhenUsed="1"/>
     <w:lsdException w:name="index 8" w:semiHidden="1" w:unhideWhenUsed="1"/>
     <w:lsdException w:name="index 9" w:semiHidden="1" w:unhideWhenUsed="1"/>
-    <w:lsdException w:name="toc 1" w:uiPriority="39" w:semiHidden="1" w:unhideWhenUsed="1"/>
-    <w:lsdException w:name="toc 2" w:uiPriority="39" w:semiHidden="1" w:unhideWhenUsed="1"/>
-    <w:lsdException w:name="toc 3" w:uiPriority="39" w:semiHidden="1" w:unhideWhenUsed="1"/>
-    <w:lsdException w:name="toc 4" w:uiPriority="39" w:semiHidden="1" w:unhideWhenUsed="1"/>
-    <w:lsdException w:name="toc 5" w:uiPriority="39" w:semiHidden="1" w:unhideWhenUsed="1"/>
-    <w:lsdException w:name="toc 6" w:uiPriority="39" w:semiHidden="1" w:unhideWhenUsed="1"/>
-    <w:lsdException w:name="toc 7" w:uiPriority="39" w:semiHidden="1" w:unhideWhenUsed="1"/>
-    <w:lsdException w:name="toc 8" w:uiPriority="39" w:semiHidden="1" w:unhideWhenUsed="1"/>
-    <w:lsdException w:name="toc 9" w:uiPriority="39" w:semiHidden="1" w:unhideWhenUsed="1"/>
+    <w:lsdException w:name="toc 1" w:semiHidden="1" w:uiPriority="39" w:unhideWhenUsed="1"/>
+    <w:lsdException w:name="toc 2" w:semiHidden="1" w:uiPriority="39" w:unhideWhenUsed="1"/>
+    <w:lsdException w:name="toc 3" w:semiHidden="1" w:uiPriority="39" w:unhideWhenUsed="1"/>
+    <w:lsdException w:name="toc 4" w:semiHidden="1" w:uiPriority="39" w:unhideWhenUsed="1"/>
+    <w:lsdException w:name="toc 5" w:semiHidden="1" w:uiPriority="39" w:unhideWhenUsed="1"/>
+    <w:lsdException w:name="toc 6" w:semiHidden="1" w:uiPriority="39" w:unhideWhenUsed="1"/>
+    <w:lsdException w:name="toc 7" w:semiHidden="1" w:uiPriority="39" w:unhideWhenUsed="1"/>
+    <w:lsdException w:name="toc 8" w:semiHidden="1" w:uiPriority="39" w:unhideWhenUsed="1"/>
+    <w:lsdException w:name="toc 9" w:semiHidden="1" w:uiPriority="39" w:unhideWhenUsed="1"/>
     <w:lsdException w:name="Normal Indent" w:semiHidden="1" w:unhideWhenUsed="1"/>
     <w:lsdException w:name="footnote text" w:semiHidden="1" w:unhideWhenUsed="1"/>
     <w:lsdException w:name="annotation text" w:semiHidden="1" w:unhideWhenUsed="1"/>
     <w:lsdException w:name="header" w:semiHidden="1" w:unhideWhenUsed="1"/>
     <w:lsdException w:name="footer" w:semiHidden="1" w:unhideWhenUsed="1"/>
     <w:lsdException w:name="index heading" w:semiHidden="1" w:unhideWhenUsed="1"/>
-    <w:lsdException w:name="caption" w:uiPriority="35" w:semiHidden="1" w:unhideWhenUsed="1" w:qFormat="1"/>
+    <w:lsdException w:name="caption" w:semiHidden="1" w:uiPriority="35" w:unhideWhenUsed="1" w:qFormat="1"/>
     <w:lsdException w:name="table of figures" w:semiHidden="1" w:unhideWhenUsed="1"/>
     <w:lsdException w:name="envelope address" w:semiHidden="1" w:unhideWhenUsed="1"/>
     <w:lsdException w:name="envelope return" w:semiHidden="1" w:unhideWhenUsed="1"/>
@@ -254,7 +385,7 @@
     <w:lsdException w:name="Title" w:uiPriority="10" w:qFormat="1"/>
     <w:lsdException w:name="Closing" w:semiHidden="1" w:unhideWhenUsed="1"/>
     <w:lsdException w:name="Signature" w:semiHidden="1" w:unhideWhenUsed="1"/>
-    <w:lsdException w:name="Default Paragraph Font" w:uiPriority="1" w:semiHidden="1" w:unhideWhenUsed="1"/>
+    <w:lsdException w:name="Default Paragraph Font" w:semiHidden="1" w:uiPriority="1" w:unhideWhenUsed="1"/>
     <w:lsdException w:name="Body Text" w:semiHidden="1" w:unhideWhenUsed="1"/>
     <w:lsdException w:name="Body Text Indent" w:semiHidden="1" w:unhideWhenUsed="1"/>
     <w:lsdException w:name="List Continue" w:semiHidden="1" w:unhideWhenUsed="1"/>
@@ -454,8 +585,8 @@
     <w:lsdException w:name="Subtle Reference" w:uiPriority="31" w:qFormat="1"/>
     <w:lsdException w:name="Intense Reference" w:uiPriority="32" w:qFormat="1"/>
     <w:lsdException w:name="Book Title" w:uiPriority="33" w:qFormat="1"/>
-    <w:lsdException w:name="Bibliography" w:uiPriority="37" w:semiHidden="1" w:unhideWhenUsed="1"/>
-    <w:lsdException w:name="TOC Heading" w:uiPriority="39" w:semiHidden="1" w:unhideWhenUsed="1" w:qFormat="1"/>
+    <w:lsdException w:name="Bibliography" w:semiHidden="1" w:uiPriority="37" w:unhideWhenUsed="1"/>
+    <w:lsdException w:name="TOC Heading" w:semiHidden="1" w:uiPriority="39" w:unhideWhenUsed="1" w:qFormat="1"/>
     <w:lsdException w:name="Plain Table 1" w:uiPriority="41"/>
     <w:lsdException w:name="Plain Table 2" w:uiPriority="42"/>
     <w:lsdException w:name="Plain Table 3" w:uiPriority="43"/>
@@ -566,17 +697,36 @@
     <w:lsdException w:name="Unresolved Mention" w:semiHidden="1" w:unhideWhenUsed="1"/>
     <w:lsdException w:name="Smart Link" w:semiHidden="1" w:unhideWhenUsed="1"/>
   </w:latentStyles>
-  <w:style w:type="paragraph" w:styleId="Normal" w:default="1">
+  <w:style w:type="paragraph" w:default="1" w:styleId="Normal">
     <w:name w:val="Normal"/>
     <w:qFormat/>
   </w:style>
-  <w:style w:type="character" w:styleId="Fontepargpadro" w:default="1">
+  <w:style w:type="paragraph" w:styleId="Ttulo1">
+    <w:name w:val="heading 1"/>
+    <w:basedOn w:val="Normal"/>
+    <w:next w:val="Normal"/>
+    <w:uiPriority w:val="9"/>
+    <w:qFormat/>
+    <w:rsid w:val="0A1EC50D"/>
+    <w:pPr>
+      <w:keepNext/>
+      <w:keepLines/>
+      <w:spacing w:before="360" w:after="80"/>
+      <w:outlineLvl w:val="0"/>
+    </w:pPr>
+    <w:rPr>
+      <w:rFonts w:asciiTheme="majorHAnsi" w:eastAsiaTheme="majorEastAsia" w:hAnsiTheme="majorHAnsi" w:cstheme="majorBidi"/>
+      <w:color w:val="0F4761" w:themeColor="accent1" w:themeShade="BF"/>
+      <w:sz w:val="40"/>
+      <w:szCs w:val="40"/>
+    </w:rPr>
+  </w:style>
+  <w:style w:type="character" w:default="1" w:styleId="Fontepargpadro">
     <w:name w:val="Default Paragraph Font"/>
     <w:uiPriority w:val="1"/>
-    <w:semiHidden/>
     <w:unhideWhenUsed/>
   </w:style>
-  <w:style w:type="table" w:styleId="Tabelanormal" w:default="1">
+  <w:style w:type="table" w:default="1" w:styleId="Tabelanormal">
     <w:name w:val="Normal Table"/>
     <w:uiPriority w:val="99"/>
     <w:semiHidden/>
@@ -591,80 +741,70 @@
       </w:tblCellMar>
     </w:tblPr>
   </w:style>
-  <w:style w:type="numbering" w:styleId="Semlista" w:default="1">
+  <w:style w:type="numbering" w:default="1" w:styleId="Semlista">
     <w:name w:val="No List"/>
     <w:uiPriority w:val="99"/>
     <w:semiHidden/>
     <w:unhideWhenUsed/>
   </w:style>
-  <w:style w:type="paragraph" w:styleId="Title">
-    <w:uiPriority w:val="10"/>
+  <w:style w:type="paragraph" w:styleId="Ttulo">
     <w:name w:val="Title"/>
     <w:basedOn w:val="Normal"/>
     <w:next w:val="Normal"/>
+    <w:uiPriority w:val="10"/>
     <w:qFormat/>
     <w:rsid w:val="0A1EC50D"/>
-    <w:rPr>
-      <w:rFonts w:ascii="Aptos Display" w:hAnsi="Aptos Display" w:eastAsia="ＭＳ ゴシック" w:cs="Times New Roman" w:asciiTheme="majorAscii" w:hAnsiTheme="majorAscii" w:eastAsiaTheme="majorEastAsia" w:cstheme="majorBidi"/>
-      <w:sz w:val="56"/>
-      <w:szCs w:val="56"/>
-    </w:rPr>
     <w:pPr>
       <w:spacing w:after="80" w:line="240" w:lineRule="auto"/>
       <w:contextualSpacing/>
     </w:pPr>
+    <w:rPr>
+      <w:rFonts w:asciiTheme="majorHAnsi" w:eastAsiaTheme="majorEastAsia" w:hAnsiTheme="majorHAnsi" w:cstheme="majorBidi"/>
+      <w:sz w:val="56"/>
+      <w:szCs w:val="56"/>
+    </w:rPr>
   </w:style>
-  <w:style w:type="paragraph" w:styleId="Heading1">
-    <w:uiPriority w:val="9"/>
-    <w:name w:val="heading 1"/>
+  <w:style w:type="paragraph" w:styleId="Subttulo">
+    <w:name w:val="Subtitle"/>
     <w:basedOn w:val="Normal"/>
     <w:next w:val="Normal"/>
+    <w:uiPriority w:val="11"/>
     <w:qFormat/>
     <w:rsid w:val="0A1EC50D"/>
     <w:rPr>
-      <w:rFonts w:ascii="Aptos Display" w:hAnsi="Aptos Display" w:eastAsia="ＭＳ ゴシック" w:cs="Times New Roman" w:asciiTheme="majorAscii" w:hAnsiTheme="majorAscii" w:eastAsiaTheme="majorEastAsia" w:cstheme="majorBidi"/>
-      <w:color w:val="0F4761" w:themeColor="accent1" w:themeTint="FF" w:themeShade="BF"/>
-      <w:sz w:val="40"/>
-      <w:szCs w:val="40"/>
-    </w:rPr>
-    <w:pPr>
-      <w:keepNext w:val="1"/>
-      <w:keepLines w:val="1"/>
-      <w:spacing w:before="360" w:after="80"/>
-      <w:outlineLvl w:val="0"/>
-    </w:pPr>
-  </w:style>
-  <w:style w:type="paragraph" w:styleId="Subtitle">
-    <w:uiPriority w:val="11"/>
-    <w:name w:val="Subtitle"/>
-    <w:basedOn w:val="Normal"/>
-    <w:next w:val="Normal"/>
-    <w:qFormat/>
-    <w:rsid w:val="0A1EC50D"/>
-    <w:rPr>
-      <w:rFonts w:eastAsia="ＭＳ ゴシック" w:cs="Times New Roman" w:eastAsiaTheme="majorEastAsia" w:cstheme="majorBidi"/>
-      <w:color w:val="595959" w:themeColor="text1" w:themeTint="A6" w:themeShade="FF"/>
+      <w:rFonts w:eastAsiaTheme="majorEastAsia" w:cstheme="majorBidi"/>
+      <w:color w:val="595959" w:themeColor="text1" w:themeTint="A6"/>
       <w:sz w:val="28"/>
       <w:szCs w:val="28"/>
     </w:rPr>
   </w:style>
-  <w:style w:type="paragraph" w:styleId="ListParagraph">
-    <w:uiPriority w:val="34"/>
+  <w:style w:type="paragraph" w:styleId="PargrafodaLista">
     <w:name w:val="List Paragraph"/>
     <w:basedOn w:val="Normal"/>
+    <w:uiPriority w:val="34"/>
     <w:qFormat/>
     <w:rsid w:val="0A1EC50D"/>
     <w:pPr>
-      <w:spacing/>
       <w:ind w:left="720"/>
       <w:contextualSpacing/>
     </w:pPr>
+  </w:style>
+  <w:style w:type="paragraph" w:styleId="NormalWeb">
+    <w:name w:val="Normal (Web)"/>
+    <w:basedOn w:val="Normal"/>
+    <w:uiPriority w:val="99"/>
+    <w:semiHidden/>
+    <w:unhideWhenUsed/>
+    <w:rsid w:val="008E39F8"/>
+    <w:rPr>
+      <w:rFonts w:ascii="Times New Roman" w:hAnsi="Times New Roman" w:cs="Times New Roman"/>
+    </w:rPr>
   </w:style>
 </w:styles>
 </file>
 
 <file path=word/theme/theme1.xml><?xml version="1.0" encoding="utf-8"?>
-<a:theme xmlns:a="http://schemas.openxmlformats.org/drawingml/2006/main" xmlns:thm15="http://schemas.microsoft.com/office/thememl/2012/main" name="Office Theme">
+<a:theme xmlns:a="http://schemas.openxmlformats.org/drawingml/2006/main" name="Office Theme">
   <a:themeElements>
     <a:clrScheme name="Office">
       <a:dk1>
